--- a/Abst & presn/DSA3_Abstract_Team(22).docx
+++ b/Abst & presn/DSA3_Abstract_Team(22).docx
@@ -486,6 +486,53 @@
       <w:pPr>
         <w:pStyle w:val="BodyText"/>
         <w:ind w:right="26"/>
+        <w:jc w:val="center"/>
+        <w:rPr>
+          <w:bCs/>
+          <w:sz w:val="28"/>
+          <w:szCs w:val="28"/>
+          <w:lang w:val="en-IN"/>
+        </w:rPr>
+      </w:pPr>
+      <w:proofErr w:type="gramStart"/>
+      <w:r>
+        <w:rPr>
+          <w:bCs/>
+          <w:sz w:val="28"/>
+          <w:szCs w:val="28"/>
+        </w:rPr>
+        <w:t xml:space="preserve">SATHVIK  </w:t>
+      </w:r>
+      <w:r>
+        <w:rPr>
+          <w:bCs/>
+          <w:sz w:val="28"/>
+          <w:szCs w:val="28"/>
+        </w:rPr>
+        <w:t>(</w:t>
+      </w:r>
+      <w:proofErr w:type="gramEnd"/>
+      <w:r>
+        <w:rPr>
+          <w:bCs/>
+          <w:sz w:val="28"/>
+          <w:szCs w:val="28"/>
+        </w:rPr>
+        <w:t>2520030226</w:t>
+      </w:r>
+      <w:r>
+        <w:rPr>
+          <w:bCs/>
+          <w:sz w:val="28"/>
+          <w:szCs w:val="28"/>
+        </w:rPr>
+        <w:t>)</w:t>
+      </w:r>
+    </w:p>
+    <w:p>
+      <w:pPr>
+        <w:pStyle w:val="BodyText"/>
+        <w:ind w:right="26"/>
         <w:rPr>
           <w:sz w:val="28"/>
           <w:szCs w:val="28"/>
@@ -732,74 +779,58 @@
         </w:rPr>
         <w:t>D.Swathi</w:t>
       </w:r>
+      <w:r>
+        <w:rPr>
+          <w:spacing w:val="-2"/>
+          <w:sz w:val="28"/>
+          <w:szCs w:val="28"/>
+        </w:rPr>
+        <w:t xml:space="preserve"> </w:t>
+      </w:r>
+      <w:r>
+        <w:rPr>
+          <w:spacing w:val="-2"/>
+          <w:sz w:val="28"/>
+          <w:szCs w:val="28"/>
+        </w:rPr>
+        <w:t>&gt;</w:t>
+      </w:r>
+    </w:p>
+    <w:p>
+      <w:pPr>
+        <w:spacing w:before="161"/>
+        <w:ind w:right="26"/>
+        <w:jc w:val="center"/>
+        <w:rPr>
+          <w:sz w:val="28"/>
+          <w:szCs w:val="28"/>
+        </w:rPr>
+      </w:pPr>
+      <w:r>
+        <w:rPr>
+          <w:spacing w:val="-2"/>
+          <w:sz w:val="28"/>
+          <w:szCs w:val="28"/>
+        </w:rPr>
+        <w:t>&lt;</w:t>
+      </w:r>
+      <w:r>
+        <w:rPr>
+          <w:sz w:val="28"/>
+          <w:szCs w:val="28"/>
+        </w:rPr>
+        <w:t>Computer Science and Engineering</w:t>
+      </w:r>
+      <w:r>
+        <w:rPr>
+          <w:spacing w:val="-2"/>
+          <w:sz w:val="28"/>
+          <w:szCs w:val="28"/>
+        </w:rPr>
+        <w:t>&gt;</w:t>
+      </w:r>
       <w:bookmarkStart w:id="0" w:name="_GoBack"/>
       <w:bookmarkEnd w:id="0"/>
-      <w:r>
-        <w:rPr>
-          <w:spacing w:val="-2"/>
-          <w:sz w:val="28"/>
-          <w:szCs w:val="28"/>
-        </w:rPr>
-        <w:t xml:space="preserve"> </w:t>
-      </w:r>
-      <w:r>
-        <w:rPr>
-          <w:spacing w:val="-2"/>
-          <w:sz w:val="28"/>
-          <w:szCs w:val="28"/>
-        </w:rPr>
-        <w:t>&gt;</w:t>
-      </w:r>
-    </w:p>
-    <w:p>
-      <w:pPr>
-        <w:spacing w:before="161"/>
-        <w:ind w:right="26"/>
-        <w:jc w:val="center"/>
-        <w:rPr>
-          <w:sz w:val="28"/>
-          <w:szCs w:val="28"/>
-        </w:rPr>
-      </w:pPr>
-      <w:r>
-        <w:rPr>
-          <w:spacing w:val="-2"/>
-          <w:sz w:val="28"/>
-          <w:szCs w:val="28"/>
-        </w:rPr>
-        <w:t>&lt;</w:t>
-      </w:r>
-      <w:r>
-        <w:rPr>
-          <w:sz w:val="28"/>
-          <w:szCs w:val="28"/>
-        </w:rPr>
-        <w:t>Designation</w:t>
-      </w:r>
-      <w:r>
-        <w:rPr>
-          <w:spacing w:val="-2"/>
-          <w:sz w:val="28"/>
-          <w:szCs w:val="28"/>
-        </w:rPr>
-        <w:t>,</w:t>
-      </w:r>
-      <w:r>
-        <w:rPr>
-          <w:spacing w:val="10"/>
-          <w:sz w:val="28"/>
-          <w:szCs w:val="28"/>
-        </w:rPr>
-        <w:t xml:space="preserve"> </w:t>
-      </w:r>
-      <w:r>
-        <w:rPr>
-          <w:spacing w:val="-2"/>
-          <w:sz w:val="28"/>
-          <w:szCs w:val="28"/>
-        </w:rPr>
-        <w:t>Department&gt;</w:t>
-      </w:r>
     </w:p>
     <w:p>
       <w:pPr>
@@ -946,7 +977,6 @@
           <w:szCs w:val="28"/>
           <w:lang w:val="en-IN"/>
         </w:rPr>
-        <w:lastRenderedPageBreak/>
         <w:t>ABSTRACT</w:t>
       </w:r>
     </w:p>
@@ -2259,7 +2289,6 @@
   <w:style w:type="character" w:default="1" w:styleId="DefaultParagraphFont">
     <w:name w:val="Default Paragraph Font"/>
     <w:uiPriority w:val="1"/>
-    <w:semiHidden/>
     <w:unhideWhenUsed/>
   </w:style>
   <w:style w:type="table" w:default="1" w:styleId="TableNormal">
@@ -2733,7 +2762,7 @@
 </file>
 
 <file path=customXml/itemProps1.xml><?xml version="1.0" encoding="utf-8"?>
-<ds:datastoreItem xmlns:ds="http://schemas.openxmlformats.org/officeDocument/2006/customXml" ds:itemID="{89A94E95-3F25-4778-9F2E-610D8FED9092}">
+<ds:datastoreItem xmlns:ds="http://schemas.openxmlformats.org/officeDocument/2006/customXml" ds:itemID="{5C7AD409-3E58-4C72-919E-005EF79EE5DF}">
   <ds:schemaRefs>
     <ds:schemaRef ds:uri="http://schemas.openxmlformats.org/officeDocument/2006/bibliography"/>
   </ds:schemaRefs>
